--- a/docs/InfinityFree_Migration_Guide.docx
+++ b/docs/InfinityFree_Migration_Guide.docx
@@ -4,137 +4,284 @@
   <w:body>
     <w:p>
       <w:pPr>
-        <w:pStyle w:val="Heading1"/>
-        <w:spacing w:before="240" w:after="120"/>
+        <w:spacing w:before="280" w:after="120"/>
       </w:pPr>
       <w:r>
         <w:rPr>
-          <w:rFonts w:ascii="Georgia" w:hAnsi="Georgia"/>
+          <w:rFonts w:ascii="Playfair Display" w:hAnsi="Playfair Display"/>
           <w:b/>
           <w:color w:val="721F3A"/>
-          <w:sz w:val="36"/>
+          <w:sz w:val="44"/>
         </w:rPr>
         <w:t>MagulaPlan (Magula.lk) — InfinityFree Migration Guide</w:t>
       </w:r>
     </w:p>
     <w:p>
       <w:pPr>
-        <w:pStyle w:val="Heading2"/>
-        <w:spacing w:before="200" w:after="80"/>
+        <w:spacing w:before="240" w:after="80"/>
       </w:pPr>
       <w:r>
         <w:rPr>
-          <w:rFonts w:ascii="Georgia" w:hAnsi="Georgia"/>
+          <w:rFonts w:ascii="Playfair Display" w:hAnsi="Playfair Display"/>
           <w:b/>
           <w:color w:val="721F3A"/>
-          <w:sz w:val="28"/>
+          <w:sz w:val="30"/>
         </w:rPr>
         <w:t>1. Hosting Architecture Overview</w:t>
       </w:r>
     </w:p>
     <w:p>
       <w:pPr>
-        <w:spacing w:before="40" w:after="80"/>
+        <w:spacing w:after="80"/>
       </w:pPr>
       <w:r>
         <w:rPr>
-          <w:rFonts w:ascii="Calibri" w:hAnsi="Calibri"/>
+          <w:rFonts w:ascii="Segoe UI" w:hAnsi="Segoe UI"/>
           <w:color w:val="222222"/>
-          <w:sz w:val="20"/>
+          <w:sz w:val="19"/>
         </w:rPr>
-        <w:t>InfinityFree provides free web hosting powered by Apache, PHP 8.x, and MySQL/MariaDB with no credit limits and unlimited bandwidth.</w:t>
+        <w:t xml:space="preserve">InfinityFree provides free web hosting powered by Apache, PHP 8.x, and MySQL/MariaDB with </w:t>
+      </w:r>
+      <w:r>
+        <w:rPr>
+          <w:rFonts w:ascii="Segoe UI" w:hAnsi="Segoe UI"/>
+          <w:b/>
+          <w:color w:val="222222"/>
+          <w:sz w:val="19"/>
+        </w:rPr>
+        <w:t>no credit limits and unlimited bandwidth</w:t>
+      </w:r>
+      <w:r>
+        <w:rPr>
+          <w:rFonts w:ascii="Segoe UI" w:hAnsi="Segoe UI"/>
+          <w:color w:val="222222"/>
+          <w:sz w:val="19"/>
+        </w:rPr>
+        <w:t>.</w:t>
       </w:r>
     </w:p>
     <w:p>
       <w:pPr>
-        <w:spacing w:before="40" w:after="80"/>
+        <w:spacing w:after="80"/>
       </w:pPr>
       <w:r>
         <w:rPr>
-          <w:rFonts w:ascii="Calibri" w:hAnsi="Calibri"/>
+          <w:rFonts w:ascii="Segoe UI" w:hAnsi="Segoe UI"/>
           <w:color w:val="222222"/>
-          <w:sz w:val="20"/>
+          <w:sz w:val="19"/>
         </w:rPr>
-        <w:t>Because Spring Boot runs on a Java Virtual Machine (JVM) (which shared PHP hosts like InfinityFree do not execute), the recommended deployment strategy is:</w:t>
+        <w:t xml:space="preserve">Because </w:t>
+      </w:r>
+      <w:r>
+        <w:rPr>
+          <w:rFonts w:ascii="Segoe UI" w:hAnsi="Segoe UI"/>
+          <w:b/>
+          <w:color w:val="222222"/>
+          <w:sz w:val="19"/>
+        </w:rPr>
+        <w:t>Spring Boot runs on a Java Virtual Machine (JVM)</w:t>
+      </w:r>
+      <w:r>
+        <w:rPr>
+          <w:rFonts w:ascii="Segoe UI" w:hAnsi="Segoe UI"/>
+          <w:color w:val="222222"/>
+          <w:sz w:val="19"/>
+        </w:rPr>
+        <w:t xml:space="preserve"> (which shared PHP hosts like InfinityFree do not execute), the recommended deployment strategy is:</w:t>
       </w:r>
     </w:p>
     <w:p>
       <w:pPr>
-        <w:pStyle w:val="ListNumber"/>
-        <w:spacing w:before="20" w:after="40"/>
+        <w:spacing w:after="80"/>
       </w:pPr>
       <w:r>
         <w:rPr>
-          <w:rFonts w:ascii="Calibri" w:hAnsi="Calibri"/>
-          <w:sz w:val="20"/>
+          <w:rFonts w:ascii="Segoe UI" w:hAnsi="Segoe UI"/>
+          <w:color w:val="222222"/>
+          <w:sz w:val="19"/>
         </w:rPr>
-        <w:t>1. Frontend (React 19 SPA): Hosted on InfinityFree via static file upload into `htdocs/`.</w:t>
+        <w:t xml:space="preserve">1. </w:t>
+      </w:r>
+      <w:r>
+        <w:rPr>
+          <w:rFonts w:ascii="Segoe UI" w:hAnsi="Segoe UI"/>
+          <w:b/>
+          <w:color w:val="222222"/>
+          <w:sz w:val="19"/>
+        </w:rPr>
+        <w:t>Frontend (React 19 SPA):</w:t>
+      </w:r>
+      <w:r>
+        <w:rPr>
+          <w:rFonts w:ascii="Segoe UI" w:hAnsi="Segoe UI"/>
+          <w:color w:val="222222"/>
+          <w:sz w:val="19"/>
+        </w:rPr>
+        <w:t xml:space="preserve"> Hosted on </w:t>
+      </w:r>
+      <w:r>
+        <w:rPr>
+          <w:rFonts w:ascii="Segoe UI" w:hAnsi="Segoe UI"/>
+          <w:b/>
+          <w:color w:val="222222"/>
+          <w:sz w:val="19"/>
+        </w:rPr>
+        <w:t>InfinityFree</w:t>
+      </w:r>
+      <w:r>
+        <w:rPr>
+          <w:rFonts w:ascii="Segoe UI" w:hAnsi="Segoe UI"/>
+          <w:color w:val="222222"/>
+          <w:sz w:val="19"/>
+        </w:rPr>
+        <w:t xml:space="preserve"> via static file upload into `htdocs/`.</w:t>
       </w:r>
     </w:p>
     <w:p>
       <w:pPr>
-        <w:pStyle w:val="ListNumber"/>
-        <w:spacing w:before="20" w:after="40"/>
+        <w:spacing w:after="80"/>
       </w:pPr>
       <w:r>
         <w:rPr>
-          <w:rFonts w:ascii="Calibri" w:hAnsi="Calibri"/>
-          <w:sz w:val="20"/>
+          <w:rFonts w:ascii="Segoe UI" w:hAnsi="Segoe UI"/>
+          <w:color w:val="222222"/>
+          <w:sz w:val="19"/>
         </w:rPr>
-        <w:t>2. Backend API (Spring Boot 4.1): Hosted on Render / Railway / Oracle Cloud Free Tier (or a free cloud VPS).</w:t>
+        <w:t xml:space="preserve">2. </w:t>
+      </w:r>
+      <w:r>
+        <w:rPr>
+          <w:rFonts w:ascii="Segoe UI" w:hAnsi="Segoe UI"/>
+          <w:b/>
+          <w:color w:val="222222"/>
+          <w:sz w:val="19"/>
+        </w:rPr>
+        <w:t>Backend API (Spring Boot 4.1):</w:t>
+      </w:r>
+      <w:r>
+        <w:rPr>
+          <w:rFonts w:ascii="Segoe UI" w:hAnsi="Segoe UI"/>
+          <w:color w:val="222222"/>
+          <w:sz w:val="19"/>
+        </w:rPr>
+        <w:t xml:space="preserve"> Hosted on </w:t>
+      </w:r>
+      <w:r>
+        <w:rPr>
+          <w:rFonts w:ascii="Segoe UI" w:hAnsi="Segoe UI"/>
+          <w:b/>
+          <w:color w:val="222222"/>
+          <w:sz w:val="19"/>
+        </w:rPr>
+        <w:t>Render / Railway / Oracle Cloud Free Tier</w:t>
+      </w:r>
+      <w:r>
+        <w:rPr>
+          <w:rFonts w:ascii="Segoe UI" w:hAnsi="Segoe UI"/>
+          <w:color w:val="222222"/>
+          <w:sz w:val="19"/>
+        </w:rPr>
+        <w:t xml:space="preserve"> (or a free cloud VPS).</w:t>
       </w:r>
     </w:p>
     <w:p>
       <w:pPr>
-        <w:pStyle w:val="ListNumber"/>
-        <w:spacing w:before="20" w:after="40"/>
+        <w:spacing w:after="80"/>
       </w:pPr>
       <w:r>
         <w:rPr>
-          <w:rFonts w:ascii="Calibri" w:hAnsi="Calibri"/>
-          <w:sz w:val="20"/>
+          <w:rFonts w:ascii="Segoe UI" w:hAnsi="Segoe UI"/>
+          <w:color w:val="222222"/>
+          <w:sz w:val="19"/>
         </w:rPr>
-        <w:t>3. Database: Can connect to InfinityFree MySQL or Aiven Cloud MySQL 8.4.</w:t>
+        <w:t xml:space="preserve">3. </w:t>
+      </w:r>
+      <w:r>
+        <w:rPr>
+          <w:rFonts w:ascii="Segoe UI" w:hAnsi="Segoe UI"/>
+          <w:b/>
+          <w:color w:val="222222"/>
+          <w:sz w:val="19"/>
+        </w:rPr>
+        <w:t>Database:</w:t>
+      </w:r>
+      <w:r>
+        <w:rPr>
+          <w:rFonts w:ascii="Segoe UI" w:hAnsi="Segoe UI"/>
+          <w:color w:val="222222"/>
+          <w:sz w:val="19"/>
+        </w:rPr>
+        <w:t xml:space="preserve"> Can connect to </w:t>
+      </w:r>
+      <w:r>
+        <w:rPr>
+          <w:rFonts w:ascii="Segoe UI" w:hAnsi="Segoe UI"/>
+          <w:b/>
+          <w:color w:val="222222"/>
+          <w:sz w:val="19"/>
+        </w:rPr>
+        <w:t>InfinityFree MySQL</w:t>
+      </w:r>
+      <w:r>
+        <w:rPr>
+          <w:rFonts w:ascii="Segoe UI" w:hAnsi="Segoe UI"/>
+          <w:color w:val="222222"/>
+          <w:sz w:val="19"/>
+        </w:rPr>
+        <w:t xml:space="preserve"> or </w:t>
+      </w:r>
+      <w:r>
+        <w:rPr>
+          <w:rFonts w:ascii="Segoe UI" w:hAnsi="Segoe UI"/>
+          <w:b/>
+          <w:color w:val="222222"/>
+          <w:sz w:val="19"/>
+        </w:rPr>
+        <w:t>Aiven Cloud MySQL 8.4</w:t>
+      </w:r>
+      <w:r>
+        <w:rPr>
+          <w:rFonts w:ascii="Segoe UI" w:hAnsi="Segoe UI"/>
+          <w:color w:val="222222"/>
+          <w:sz w:val="19"/>
+        </w:rPr>
+        <w:t>.</w:t>
       </w:r>
     </w:p>
     <w:p>
       <w:pPr>
-        <w:spacing w:before="40" w:after="80"/>
+        <w:spacing w:before="120" w:after="120"/>
       </w:pPr>
       <w:r>
         <w:rPr>
-          <w:rFonts w:ascii="Calibri" w:hAnsi="Calibri"/>
-          <w:color w:val="222222"/>
-          <w:sz w:val="20"/>
+          <w:color w:val="EEDDE0"/>
         </w:rPr>
-        <w:t>---</w:t>
+        <w:t>__________________________________________________________________________</w:t>
       </w:r>
     </w:p>
     <w:p>
       <w:pPr>
-        <w:pStyle w:val="Heading2"/>
-        <w:spacing w:before="200" w:after="80"/>
+        <w:spacing w:before="240" w:after="80"/>
       </w:pPr>
       <w:r>
         <w:rPr>
-          <w:rFonts w:ascii="Georgia" w:hAnsi="Georgia"/>
+          <w:rFonts w:ascii="Playfair Display" w:hAnsi="Playfair Display"/>
           <w:b/>
           <w:color w:val="721F3A"/>
-          <w:sz w:val="28"/>
+          <w:sz w:val="30"/>
         </w:rPr>
         <w:t>2. Step-by-Step Frontend Migration to InfinityFree</w:t>
       </w:r>
     </w:p>
     <w:p>
       <w:pPr>
-        <w:pStyle w:val="Heading3"/>
         <w:spacing w:before="160" w:after="60"/>
       </w:pPr>
       <w:r>
         <w:rPr>
-          <w:rFonts w:ascii="Georgia" w:hAnsi="Georgia"/>
+          <w:rFonts w:ascii="Segoe UI" w:hAnsi="Segoe UI"/>
           <w:b/>
-          <w:color w:val="444444"/>
+          <w:color w:val="222222"/>
           <w:sz w:val="24"/>
         </w:rPr>
         <w:t>Step 1: Generate Optimized Production Build</w:t>
@@ -142,20 +289,20 @@
     </w:p>
     <w:p>
       <w:pPr>
-        <w:spacing w:before="40" w:after="80"/>
+        <w:spacing w:after="80"/>
       </w:pPr>
       <w:r>
         <w:rPr>
-          <w:rFonts w:ascii="Calibri" w:hAnsi="Calibri"/>
+          <w:rFonts w:ascii="Segoe UI" w:hAnsi="Segoe UI"/>
           <w:color w:val="222222"/>
-          <w:sz w:val="20"/>
+          <w:sz w:val="19"/>
         </w:rPr>
         <w:t>From the `Magula.lk/frontend` directory, run:</w:t>
       </w:r>
     </w:p>
     <w:p>
       <w:pPr>
-        <w:spacing w:before="80" w:after="120"/>
+        <w:spacing w:before="80" w:after="80"/>
         <w:ind w:left="288"/>
       </w:pPr>
       <w:r>
@@ -169,40 +316,37 @@
     </w:p>
     <w:p>
       <w:pPr>
-        <w:spacing w:before="40" w:after="80"/>
+        <w:spacing w:after="80"/>
       </w:pPr>
       <w:r>
         <w:rPr>
-          <w:rFonts w:ascii="Calibri" w:hAnsi="Calibri"/>
+          <w:rFonts w:ascii="Segoe UI" w:hAnsi="Segoe UI"/>
           <w:color w:val="222222"/>
-          <w:sz w:val="20"/>
+          <w:sz w:val="19"/>
         </w:rPr>
         <w:t>This produces a compiled, minified bundle inside `Magula.lk/frontend/dist/`.</w:t>
       </w:r>
     </w:p>
     <w:p>
       <w:pPr>
-        <w:spacing w:before="40" w:after="80"/>
+        <w:spacing w:before="120" w:after="120"/>
       </w:pPr>
       <w:r>
         <w:rPr>
-          <w:rFonts w:ascii="Calibri" w:hAnsi="Calibri"/>
-          <w:color w:val="222222"/>
-          <w:sz w:val="20"/>
+          <w:color w:val="EEDDE0"/>
         </w:rPr>
-        <w:t>---</w:t>
+        <w:t>__________________________________________________________________________</w:t>
       </w:r>
     </w:p>
     <w:p>
       <w:pPr>
-        <w:pStyle w:val="Heading3"/>
         <w:spacing w:before="160" w:after="60"/>
       </w:pPr>
       <w:r>
         <w:rPr>
-          <w:rFonts w:ascii="Georgia" w:hAnsi="Georgia"/>
+          <w:rFonts w:ascii="Segoe UI" w:hAnsi="Segoe UI"/>
           <w:b/>
-          <w:color w:val="444444"/>
+          <w:color w:val="222222"/>
           <w:sz w:val="24"/>
         </w:rPr>
         <w:t>Step 2: Add `.htaccess` for Single Page Application (SPA) Routing</w:t>
@@ -210,20 +354,20 @@
     </w:p>
     <w:p>
       <w:pPr>
-        <w:spacing w:before="40" w:after="80"/>
+        <w:spacing w:after="80"/>
       </w:pPr>
       <w:r>
         <w:rPr>
-          <w:rFonts w:ascii="Calibri" w:hAnsi="Calibri"/>
+          <w:rFonts w:ascii="Segoe UI" w:hAnsi="Segoe UI"/>
           <w:color w:val="222222"/>
-          <w:sz w:val="20"/>
+          <w:sz w:val="19"/>
         </w:rPr>
         <w:t>Inside `Magula.lk/frontend/dist/`, ensure an `.htaccess` file exists with the following configuration:</w:t>
       </w:r>
     </w:p>
     <w:p>
       <w:pPr>
-        <w:spacing w:before="80" w:after="120"/>
+        <w:spacing w:before="80" w:after="80"/>
         <w:ind w:left="288"/>
       </w:pPr>
       <w:r>
@@ -251,40 +395,37 @@
     </w:p>
     <w:p>
       <w:pPr>
-        <w:spacing w:before="40" w:after="80"/>
+        <w:spacing w:after="80"/>
       </w:pPr>
       <w:r>
         <w:rPr>
-          <w:rFonts w:ascii="Calibri" w:hAnsi="Calibri"/>
+          <w:rFonts w:ascii="Segoe UI" w:hAnsi="Segoe UI"/>
           <w:color w:val="222222"/>
-          <w:sz w:val="20"/>
+          <w:sz w:val="19"/>
         </w:rPr>
         <w:t>*Why this is needed:* Without this `.htaccess` file, refreshing on child routes (such as `/vendors`, `/budget`, `/guests`) will result in a 404 error on Apache servers.</w:t>
       </w:r>
     </w:p>
     <w:p>
       <w:pPr>
-        <w:spacing w:before="40" w:after="80"/>
+        <w:spacing w:before="120" w:after="120"/>
       </w:pPr>
       <w:r>
         <w:rPr>
-          <w:rFonts w:ascii="Calibri" w:hAnsi="Calibri"/>
-          <w:color w:val="222222"/>
-          <w:sz w:val="20"/>
+          <w:color w:val="EEDDE0"/>
         </w:rPr>
-        <w:t>---</w:t>
+        <w:t>__________________________________________________________________________</w:t>
       </w:r>
     </w:p>
     <w:p>
       <w:pPr>
-        <w:pStyle w:val="Heading3"/>
         <w:spacing w:before="160" w:after="60"/>
       </w:pPr>
       <w:r>
         <w:rPr>
-          <w:rFonts w:ascii="Georgia" w:hAnsi="Georgia"/>
+          <w:rFonts w:ascii="Segoe UI" w:hAnsi="Segoe UI"/>
           <w:b/>
-          <w:color w:val="444444"/>
+          <w:color w:val="222222"/>
           <w:sz w:val="24"/>
         </w:rPr>
         <w:t>Step 3: Upload Files to InfinityFree `htdocs/`</w:t>
@@ -292,131 +433,145 @@
     </w:p>
     <w:p>
       <w:pPr>
-        <w:pStyle w:val="ListNumber"/>
-        <w:spacing w:before="20" w:after="40"/>
+        <w:spacing w:after="80"/>
       </w:pPr>
       <w:r>
         <w:rPr>
-          <w:rFonts w:ascii="Calibri" w:hAnsi="Calibri"/>
-          <w:sz w:val="20"/>
+          <w:rFonts w:ascii="Segoe UI" w:hAnsi="Segoe UI"/>
+          <w:color w:val="222222"/>
+          <w:sz w:val="19"/>
         </w:rPr>
         <w:t>1. Log in to your [InfinityFree Dashboard](https://app.infinityfree.net/).</w:t>
       </w:r>
     </w:p>
     <w:p>
       <w:pPr>
-        <w:pStyle w:val="ListNumber"/>
-        <w:spacing w:before="20" w:after="40"/>
+        <w:spacing w:after="80"/>
       </w:pPr>
       <w:r>
         <w:rPr>
-          <w:rFonts w:ascii="Calibri" w:hAnsi="Calibri"/>
-          <w:sz w:val="20"/>
+          <w:rFonts w:ascii="Segoe UI" w:hAnsi="Segoe UI"/>
+          <w:color w:val="222222"/>
+          <w:sz w:val="19"/>
         </w:rPr>
-        <w:t>2. Select your hosting account and click File Manager (or connect via FileZilla FTP using the FTP Host, Username, and Password displayed on your account page).</w:t>
+        <w:t xml:space="preserve">2. Select your hosting account and click </w:t>
+      </w:r>
+      <w:r>
+        <w:rPr>
+          <w:rFonts w:ascii="Segoe UI" w:hAnsi="Segoe UI"/>
+          <w:b/>
+          <w:color w:val="222222"/>
+          <w:sz w:val="19"/>
+        </w:rPr>
+        <w:t>File Manager</w:t>
+      </w:r>
+      <w:r>
+        <w:rPr>
+          <w:rFonts w:ascii="Segoe UI" w:hAnsi="Segoe UI"/>
+          <w:color w:val="222222"/>
+          <w:sz w:val="19"/>
+        </w:rPr>
+        <w:t xml:space="preserve"> (or connect via FileZilla FTP using the FTP Host, Username, and Password displayed on your account page).</w:t>
       </w:r>
     </w:p>
     <w:p>
       <w:pPr>
-        <w:pStyle w:val="ListNumber"/>
-        <w:spacing w:before="20" w:after="40"/>
+        <w:spacing w:after="80"/>
       </w:pPr>
       <w:r>
         <w:rPr>
-          <w:rFonts w:ascii="Calibri" w:hAnsi="Calibri"/>
-          <w:sz w:val="20"/>
+          <w:rFonts w:ascii="Segoe UI" w:hAnsi="Segoe UI"/>
+          <w:color w:val="222222"/>
+          <w:sz w:val="19"/>
         </w:rPr>
         <w:t>3. Open the `htdocs/` directory.</w:t>
       </w:r>
     </w:p>
     <w:p>
       <w:pPr>
-        <w:pStyle w:val="ListNumber"/>
-        <w:spacing w:before="20" w:after="40"/>
+        <w:spacing w:after="80"/>
       </w:pPr>
       <w:r>
         <w:rPr>
-          <w:rFonts w:ascii="Calibri" w:hAnsi="Calibri"/>
-          <w:sz w:val="20"/>
+          <w:rFonts w:ascii="Segoe UI" w:hAnsi="Segoe UI"/>
+          <w:color w:val="222222"/>
+          <w:sz w:val="19"/>
         </w:rPr>
         <w:t>4. Upload all files and folders located inside your local `Magula.lk/frontend/dist/` directly into `htdocs/`.</w:t>
       </w:r>
     </w:p>
     <w:p>
       <w:pPr>
-        <w:spacing w:before="40" w:after="80"/>
+        <w:spacing w:after="80"/>
       </w:pPr>
       <w:r>
         <w:rPr>
-          <w:rFonts w:ascii="Calibri" w:hAnsi="Calibri"/>
+          <w:rFonts w:ascii="Segoe UI" w:hAnsi="Segoe UI"/>
           <w:color w:val="222222"/>
-          <w:sz w:val="20"/>
+          <w:sz w:val="19"/>
         </w:rPr>
         <w:t>- `index.html`</w:t>
       </w:r>
     </w:p>
     <w:p>
       <w:pPr>
-        <w:spacing w:before="40" w:after="80"/>
+        <w:spacing w:after="80"/>
       </w:pPr>
       <w:r>
         <w:rPr>
-          <w:rFonts w:ascii="Calibri" w:hAnsi="Calibri"/>
+          <w:rFonts w:ascii="Segoe UI" w:hAnsi="Segoe UI"/>
           <w:color w:val="222222"/>
-          <w:sz w:val="20"/>
+          <w:sz w:val="19"/>
         </w:rPr>
         <w:t>- `assets/` (CSS, JS, images)</w:t>
       </w:r>
     </w:p>
     <w:p>
       <w:pPr>
-        <w:spacing w:before="40" w:after="80"/>
+        <w:spacing w:after="80"/>
       </w:pPr>
       <w:r>
         <w:rPr>
-          <w:rFonts w:ascii="Calibri" w:hAnsi="Calibri"/>
+          <w:rFonts w:ascii="Segoe UI" w:hAnsi="Segoe UI"/>
           <w:color w:val="222222"/>
-          <w:sz w:val="20"/>
+          <w:sz w:val="19"/>
         </w:rPr>
         <w:t>- `favicon.png`</w:t>
       </w:r>
     </w:p>
     <w:p>
       <w:pPr>
-        <w:spacing w:before="40" w:after="80"/>
+        <w:spacing w:after="80"/>
       </w:pPr>
       <w:r>
         <w:rPr>
-          <w:rFonts w:ascii="Calibri" w:hAnsi="Calibri"/>
+          <w:rFonts w:ascii="Segoe UI" w:hAnsi="Segoe UI"/>
           <w:color w:val="222222"/>
-          <w:sz w:val="20"/>
+          <w:sz w:val="19"/>
         </w:rPr>
         <w:t>- `.htaccess`</w:t>
       </w:r>
     </w:p>
     <w:p>
       <w:pPr>
-        <w:spacing w:before="40" w:after="80"/>
+        <w:spacing w:before="120" w:after="120"/>
       </w:pPr>
       <w:r>
         <w:rPr>
-          <w:rFonts w:ascii="Calibri" w:hAnsi="Calibri"/>
-          <w:color w:val="222222"/>
-          <w:sz w:val="20"/>
+          <w:color w:val="EEDDE0"/>
         </w:rPr>
-        <w:t>---</w:t>
+        <w:t>__________________________________________________________________________</w:t>
       </w:r>
     </w:p>
     <w:p>
       <w:pPr>
-        <w:pStyle w:val="Heading3"/>
         <w:spacing w:before="160" w:after="60"/>
       </w:pPr>
       <w:r>
         <w:rPr>
-          <w:rFonts w:ascii="Georgia" w:hAnsi="Georgia"/>
+          <w:rFonts w:ascii="Segoe UI" w:hAnsi="Segoe UI"/>
           <w:b/>
-          <w:color w:val="444444"/>
+          <w:color w:val="222222"/>
           <w:sz w:val="24"/>
         </w:rPr>
         <w:t>Step 4: Configure Backend CORS Whitelist</w:t>
@@ -424,20 +579,20 @@
     </w:p>
     <w:p>
       <w:pPr>
-        <w:spacing w:before="40" w:after="80"/>
+        <w:spacing w:after="80"/>
       </w:pPr>
       <w:r>
         <w:rPr>
-          <w:rFonts w:ascii="Calibri" w:hAnsi="Calibri"/>
+          <w:rFonts w:ascii="Segoe UI" w:hAnsi="Segoe UI"/>
           <w:color w:val="222222"/>
-          <w:sz w:val="20"/>
+          <w:sz w:val="19"/>
         </w:rPr>
         <w:t>In `Magula.lk/backend/src/main/java/com/zerostate/magulaplan/config/SecurityConfig.java`, ensure your InfinityFree domain is included in the allowed CORS origins:</w:t>
       </w:r>
     </w:p>
     <w:p>
       <w:pPr>
-        <w:spacing w:before="80" w:after="120"/>
+        <w:spacing w:before="80" w:after="80"/>
         <w:ind w:left="288"/>
       </w:pPr>
       <w:r>
@@ -461,40 +616,37 @@
     </w:p>
     <w:p>
       <w:pPr>
-        <w:spacing w:before="40" w:after="80"/>
+        <w:spacing w:after="80"/>
       </w:pPr>
       <w:r>
         <w:rPr>
-          <w:rFonts w:ascii="Calibri" w:hAnsi="Calibri"/>
+          <w:rFonts w:ascii="Segoe UI" w:hAnsi="Segoe UI"/>
           <w:color w:val="222222"/>
-          <w:sz w:val="20"/>
+          <w:sz w:val="19"/>
         </w:rPr>
         <w:t>Deploy the updated backend to Render or restart the instance.</w:t>
       </w:r>
     </w:p>
     <w:p>
       <w:pPr>
-        <w:spacing w:before="40" w:after="80"/>
+        <w:spacing w:before="120" w:after="120"/>
       </w:pPr>
       <w:r>
         <w:rPr>
-          <w:rFonts w:ascii="Calibri" w:hAnsi="Calibri"/>
-          <w:color w:val="222222"/>
-          <w:sz w:val="20"/>
+          <w:color w:val="EEDDE0"/>
         </w:rPr>
-        <w:t>---</w:t>
+        <w:t>__________________________________________________________________________</w:t>
       </w:r>
     </w:p>
     <w:p>
       <w:pPr>
-        <w:pStyle w:val="Heading3"/>
         <w:spacing w:before="160" w:after="60"/>
       </w:pPr>
       <w:r>
         <w:rPr>
-          <w:rFonts w:ascii="Georgia" w:hAnsi="Georgia"/>
+          <w:rFonts w:ascii="Segoe UI" w:hAnsi="Segoe UI"/>
           <w:b/>
-          <w:color w:val="444444"/>
+          <w:color w:val="222222"/>
           <w:sz w:val="24"/>
         </w:rPr>
         <w:t>Step 5: Verification &amp; Testing</w:t>
@@ -502,59 +654,59 @@
     </w:p>
     <w:p>
       <w:pPr>
-        <w:pStyle w:val="ListNumber"/>
-        <w:spacing w:before="20" w:after="40"/>
+        <w:spacing w:after="80"/>
       </w:pPr>
       <w:r>
         <w:rPr>
-          <w:rFonts w:ascii="Calibri" w:hAnsi="Calibri"/>
-          <w:sz w:val="20"/>
+          <w:rFonts w:ascii="Segoe UI" w:hAnsi="Segoe UI"/>
+          <w:color w:val="222222"/>
+          <w:sz w:val="19"/>
         </w:rPr>
         <w:t>1. Visit your InfinityFree URL in the browser (e.g., `http://your-subdomain.infinityfreeapp.com`).</w:t>
       </w:r>
     </w:p>
     <w:p>
       <w:pPr>
-        <w:pStyle w:val="ListNumber"/>
-        <w:spacing w:before="20" w:after="40"/>
+        <w:spacing w:after="80"/>
       </w:pPr>
       <w:r>
         <w:rPr>
-          <w:rFonts w:ascii="Calibri" w:hAnsi="Calibri"/>
-          <w:sz w:val="20"/>
+          <w:rFonts w:ascii="Segoe UI" w:hAnsi="Segoe UI"/>
+          <w:color w:val="222222"/>
+          <w:sz w:val="19"/>
         </w:rPr>
         <w:t>2. Verify that the landing page renders smoothly.</w:t>
       </w:r>
     </w:p>
     <w:p>
       <w:pPr>
-        <w:pStyle w:val="ListNumber"/>
-        <w:spacing w:before="20" w:after="40"/>
+        <w:spacing w:after="80"/>
       </w:pPr>
       <w:r>
         <w:rPr>
-          <w:rFonts w:ascii="Calibri" w:hAnsi="Calibri"/>
-          <w:sz w:val="20"/>
+          <w:rFonts w:ascii="Segoe UI" w:hAnsi="Segoe UI"/>
+          <w:color w:val="222222"/>
+          <w:sz w:val="19"/>
         </w:rPr>
         <w:t>3. Test logging in with `admin@magulaplan.lk` / `Admin@123` or `test@magulaplan.lk` / `Password@123`.</w:t>
       </w:r>
     </w:p>
     <w:p>
       <w:pPr>
-        <w:pStyle w:val="ListNumber"/>
-        <w:spacing w:before="20" w:after="40"/>
+        <w:spacing w:after="80"/>
       </w:pPr>
       <w:r>
         <w:rPr>
-          <w:rFonts w:ascii="Calibri" w:hAnsi="Calibri"/>
-          <w:sz w:val="20"/>
+          <w:rFonts w:ascii="Segoe UI" w:hAnsi="Segoe UI"/>
+          <w:color w:val="222222"/>
+          <w:sz w:val="19"/>
         </w:rPr>
         <w:t>4. Test navigating between `/vendors`, `/budget`, and `/guests`.</w:t>
       </w:r>
     </w:p>
     <w:sectPr>
       <w:pgSz w:w="12240" w:h="15840"/>
-      <w:pgMar w:top="1440" w:right="1440" w:bottom="1440" w:left="1440" w:header="720" w:footer="720" w:gutter="0"/>
+      <w:pgMar w:top="1152" w:right="1296" w:bottom="1152" w:left="1296" w:header="720" w:footer="720" w:gutter="0"/>
       <w:cols w:space="720"/>
       <w:docGrid w:linePitch="360"/>
     </w:sectPr>
